--- a/storage/templates/records/2-测评方案-last.docx
+++ b/storage/templates/records/2-测评方案-last.docx
@@ -87,15 +87,7 @@
         <w:rPr>
           <w:rFonts w:hint="eastAsia" w:ascii="Times New Roman" w:hAnsi="Times New Roman"/>
         </w:rPr>
-        <w:t>根据《商用密码应用安全性评估高风险判定指引》判定系统是否存在高风险。具体地，根据威胁类型和威胁发生频率，判断测评结果汇总中部分符合项或不符合项所产生的安全问题被威胁利用的可能性，可能性的取值范围为高、中和低。根据资产价值的高低，判断测评结果汇总中部分符合项或不符合项所产生的安全问题被威胁利用后，对被测系统的业务信息安全造成的影响程度，影响程度取值范围为高、中和低。综合以上的结果，密评机构根据自身经验和相关国家标准要求，对被测系统面临的安</w:t>
-      </w:r>
-      <w:bookmarkStart w:id="6" w:name="_GoBack"/>
-      <w:bookmarkEnd w:id="6"/>
-      <w:r>
-        <w:rPr>
-          <w:rFonts w:hint="eastAsia" w:ascii="Times New Roman" w:hAnsi="Times New Roman"/>
-        </w:rPr>
-        <w:t>全风险进行赋值，风险值的取值范围为高、中和低。结合被测系统的安全保护等级对风险分析结果进行评价，即对国家安全、社会秩序、公共利益以及公民、法人和其他组织的合法权益造成的风险。如果存在高风险项，则认为信息系统面临高风险；同时也需要考虑多个中低风险叠加可能导致的高风险问题。</w:t>
+        <w:t>根据《商用密码应用安全性评估高风险判定指引》判定系统是否存在高风险。具体地，根据威胁类型和威胁发生频率，判断测评结果汇总中部分符合项或不符合项所产生的安全问题被威胁利用的可能性，可能性的取值范围为高、中和低。根据资产价值的高低，判断测评结果汇总中部分符合项或不符合项所产生的安全问题被威胁利用后，对被测系统的业务信息安全造成的影响程度，影响程度取值范围为高、中和低。综合以上的结果，密评机构根据自身经验和相关国家标准要求，对被测系统面临的安全风险进行赋值，风险值的取值范围为高、中和低。结合被测系统的安全保护等级对风险分析结果进行评价，即对国家安全、社会秩序、公共利益以及公民、法人和其他组织的合法权益造成的风险。如果存在高风险项，则认为信息系统面临高风险；同时也需要考虑多个中低风险叠加可能导致的高风险问题。</w:t>
       </w:r>
     </w:p>
     <w:p>
@@ -618,7 +610,7 @@
               <w:rPr>
                 <w:rFonts w:hint="eastAsia" w:ascii="Times New Roman" w:hAnsi="Times New Roman" w:cs="Arial"/>
               </w:rPr>
-              <w:t>{{evaluate_tech_member}}</w:t>
+              <w:t>{{evaluate_group_leader}}</w:t>
             </w:r>
           </w:p>
         </w:tc>
@@ -717,6 +709,8 @@
               </w:rPr>
               <w:t>{{evaluate_mana_member}}</w:t>
             </w:r>
+            <w:bookmarkStart w:id="6" w:name="_GoBack"/>
+            <w:bookmarkEnd w:id="6"/>
           </w:p>
         </w:tc>
       </w:tr>
@@ -4380,6 +4374,12 @@
             <w:insideH w:val="single" w:color="auto" w:sz="4" w:space="0"/>
             <w:insideV w:val="single" w:color="auto" w:sz="4" w:space="0"/>
           </w:tblBorders>
+          <w:tblCellMar>
+            <w:top w:w="85" w:type="dxa"/>
+            <w:left w:w="85" w:type="dxa"/>
+            <w:bottom w:w="85" w:type="dxa"/>
+            <w:right w:w="85" w:type="dxa"/>
+          </w:tblCellMar>
         </w:tblPrEx>
         <w:trPr>
           <w:cantSplit/>
@@ -5537,7 +5537,7 @@
     <w:lsdException w:uiPriority="99" w:name="HTML Sample"/>
     <w:lsdException w:uiPriority="99" w:name="HTML Typewriter"/>
     <w:lsdException w:uiPriority="99" w:name="HTML Variable"/>
-    <w:lsdException w:uiPriority="99" w:name="Normal Table"/>
+    <w:lsdException w:qFormat="1" w:uiPriority="99" w:name="Normal Table"/>
     <w:lsdException w:qFormat="1" w:uiPriority="99" w:name="annotation subject"/>
     <w:lsdException w:uiPriority="99" w:name="Table Simple 1"/>
     <w:lsdException w:uiPriority="99" w:name="Table Simple 2"/>
@@ -5941,6 +5941,7 @@
     <w:name w:val="Normal Table"/>
     <w:semiHidden/>
     <w:unhideWhenUsed/>
+    <w:qFormat/>
     <w:uiPriority w:val="99"/>
     <w:tblPr>
       <w:tblCellMar>
